--- a/docs/回答.docx
+++ b/docs/回答.docx
@@ -145,7 +145,7 @@
         <w:bidi w:val="0"/>
         <w:ind w:firstLine="420" w:firstLineChars="0"/>
         <w:rPr>
-          <w:rFonts w:hint="default"/>
+          <w:rFonts w:hint="eastAsia"/>
           <w:sz w:val="28"/>
           <w:szCs w:val="28"/>
           <w:lang w:val="en-US" w:eastAsia="zh-CN"/>
@@ -158,7 +158,119 @@
           <w:szCs w:val="28"/>
           <w:lang w:val="en-US" w:eastAsia="zh-CN"/>
         </w:rPr>
-        <w:t>Github：https://github.com/chendi126/-AI</w:t>
+        <w:t>Github：</w:t>
+      </w:r>
+      <w:r>
+        <w:rPr>
+          <w:rFonts w:hint="eastAsia"/>
+          <w:sz w:val="28"/>
+          <w:szCs w:val="28"/>
+          <w:lang w:val="en-US" w:eastAsia="zh-CN"/>
+        </w:rPr>
+        <w:fldChar w:fldCharType="begin"/>
+      </w:r>
+      <w:r>
+        <w:rPr>
+          <w:rFonts w:hint="eastAsia"/>
+          <w:sz w:val="28"/>
+          <w:szCs w:val="28"/>
+          <w:lang w:val="en-US" w:eastAsia="zh-CN"/>
+        </w:rPr>
+        <w:instrText xml:space="preserve"> HYPERLINK "https://github.com/chendi126/-AI" </w:instrText>
+      </w:r>
+      <w:r>
+        <w:rPr>
+          <w:rFonts w:hint="eastAsia"/>
+          <w:sz w:val="28"/>
+          <w:szCs w:val="28"/>
+          <w:lang w:val="en-US" w:eastAsia="zh-CN"/>
+        </w:rPr>
+        <w:fldChar w:fldCharType="separate"/>
+      </w:r>
+      <w:r>
+        <w:rPr>
+          <w:rStyle w:val="4"/>
+          <w:rFonts w:hint="eastAsia"/>
+          <w:sz w:val="28"/>
+          <w:szCs w:val="28"/>
+          <w:lang w:val="en-US" w:eastAsia="zh-CN"/>
+        </w:rPr>
+        <w:t>https://github.com/chendi126/-AI</w:t>
+      </w:r>
+      <w:r>
+        <w:rPr>
+          <w:rFonts w:hint="eastAsia"/>
+          <w:sz w:val="28"/>
+          <w:szCs w:val="28"/>
+          <w:lang w:val="en-US" w:eastAsia="zh-CN"/>
+        </w:rPr>
+        <w:fldChar w:fldCharType="end"/>
+      </w:r>
+    </w:p>
+    <w:p>
+      <w:pPr>
+        <w:bidi w:val="0"/>
+        <w:ind w:firstLine="420" w:firstLineChars="0"/>
+        <w:rPr>
+          <w:rFonts w:hint="default"/>
+          <w:sz w:val="28"/>
+          <w:szCs w:val="28"/>
+          <w:lang w:val="en-US" w:eastAsia="zh-CN"/>
+        </w:rPr>
+      </w:pPr>
+      <w:r>
+        <w:rPr>
+          <w:rFonts w:hint="eastAsia"/>
+          <w:sz w:val="28"/>
+          <w:szCs w:val="28"/>
+          <w:lang w:val="en-US" w:eastAsia="zh-CN"/>
+        </w:rPr>
+        <w:t>产品MVP链接：</w:t>
+      </w:r>
+      <w:r>
+        <w:rPr>
+          <w:rFonts w:hint="eastAsia"/>
+          <w:sz w:val="28"/>
+          <w:szCs w:val="28"/>
+          <w:lang w:val="en-US" w:eastAsia="zh-CN"/>
+        </w:rPr>
+        <w:fldChar w:fldCharType="begin"/>
+      </w:r>
+      <w:r>
+        <w:rPr>
+          <w:rFonts w:hint="eastAsia"/>
+          <w:sz w:val="28"/>
+          <w:szCs w:val="28"/>
+          <w:lang w:val="en-US" w:eastAsia="zh-CN"/>
+        </w:rPr>
+        <w:instrText xml:space="preserve"> HYPERLINK "https://chendi126.github.io/-AI/" </w:instrText>
+      </w:r>
+      <w:r>
+        <w:rPr>
+          <w:rFonts w:hint="eastAsia"/>
+          <w:sz w:val="28"/>
+          <w:szCs w:val="28"/>
+          <w:lang w:val="en-US" w:eastAsia="zh-CN"/>
+        </w:rPr>
+        <w:fldChar w:fldCharType="separate"/>
+      </w:r>
+      <w:r>
+        <w:rPr>
+          <w:rFonts w:hint="default"/>
+          <w:sz w:val="28"/>
+          <w:szCs w:val="28"/>
+          <w:lang w:val="en-US" w:eastAsia="zh-CN"/>
+        </w:rPr>
+        <w:t>https://chendi126.github.io/-AI/</w:t>
+      </w:r>
+      <w:r>
+        <w:rPr>
+          <w:rFonts w:hint="default"/>
+          <w:sz w:val="28"/>
+          <w:szCs w:val="28"/>
+          <w:lang w:val="en-US" w:eastAsia="zh-CN"/>
+        </w:rPr>
+        <w:fldChar w:fldCharType="end"/>
       </w:r>
       <w:bookmarkStart w:id="0" w:name="_GoBack"/>
       <w:bookmarkEnd w:id="0"/>
@@ -740,6 +852,15 @@
       </w:tblCellMar>
     </w:tblPr>
   </w:style>
+  <w:style w:type="character" w:styleId="4">
+    <w:name w:val="Hyperlink"/>
+    <w:basedOn w:val="3"/>
+    <w:uiPriority w:val="0"/>
+    <w:rPr>
+      <w:color w:val="0000FF"/>
+      <w:u w:val="single"/>
+    </w:rPr>
+  </w:style>
 </w:styles>
 </file>
 
